--- a/absa/docs/dataset_labeling_methodology.docx
+++ b/absa/docs/dataset_labeling_methodology.docx
@@ -5192,7 +5192,7 @@
           <w:sz w:val="24"/>
           <w:szCs w:val="24"/>
         </w:rPr>
-        <w:t xml:space="preserve">. Ding et al. (2023) demonstrated that GPT-3 achieves competitive annotation quality relative to trained human annotators on tasks including named entity recognition, relation extraction, and sentiment analysis, often at a fraction of the cost. More recent work with GPT-4 has reported 88.4% agreement with human ground truth versus 86% for skilled human annotators, while being approximately 20× faster and 7× cheaper.</w:t>
+        <w:t xml:space="preserve">. Ding et al. (2023) demonstrated that GPT-3 achieves competitive annotation quality relative to trained human annotators on tasks including named entity recognition, relation extraction, and sentiment analysis, often at a fraction of the cost. Subsequent work with more capable models has consistently widened this gap, motivating the use of GPT-4o-mini as the primary labeler in this pipeline.</w:t>
       </w:r>
     </w:p>
     <w:p>
@@ -16863,7 +16863,25 @@
           <w:sz w:val="22"/>
           <w:szCs w:val="22"/>
         </w:rPr>
-        <w:t xml:space="preserve">Laurer, M. (2023). mDeBERTa-v3-base-xnli-multilingual-nli-2mil7 [Model card]. Hugging Face. https://huggingface.co/MoritzLaurer/mDeBERTa-v3-base-xnli-multilingual-nli-2mil7</w:t>
+        <w:t xml:space="preserve">Laurer, M., van Atteveldt, W., Casas, A., &amp; Welbers, K. (2023). Building efficient universal classifiers with natural language inference. </w:t>
+      </w:r>
+      <w:r>
+        <w:rPr>
+          <w:rFonts w:ascii="Times New Roman" w:cs="Times New Roman" w:eastAsia="Times New Roman" w:hAnsi="Times New Roman"/>
+          <w:i/>
+          <w:iCs/>
+          <w:sz w:val="22"/>
+          <w:szCs w:val="22"/>
+        </w:rPr>
+        <w:t xml:space="preserve">arXiv preprint arXiv:2312.17543</w:t>
+      </w:r>
+      <w:r>
+        <w:rPr>
+          <w:rFonts w:ascii="Times New Roman" w:cs="Times New Roman" w:eastAsia="Times New Roman" w:hAnsi="Times New Roman"/>
+          <w:sz w:val="22"/>
+          <w:szCs w:val="22"/>
+        </w:rPr>
+        <w:t xml:space="preserve">.</w:t>
       </w:r>
     </w:p>
     <w:p>
